--- a/static/abstract/invited/hsuan-yi-chen.docx
+++ b/static/abstract/invited/hsuan-yi-chen.docx
@@ -3,130 +3,25 @@
 <w:document xmlns:wpc="http://schemas.microsoft.com/office/word/2010/wordprocessingCanvas" xmlns:cx="http://schemas.microsoft.com/office/drawing/2014/chartex" xmlns:cx1="http://schemas.microsoft.com/office/drawing/2015/9/8/chartex" xmlns:cx2="http://schemas.microsoft.com/office/drawing/2015/10/21/chartex" xmlns:cx3="http://schemas.microsoft.com/office/drawing/2016/5/9/chartex" xmlns:cx4="http://schemas.microsoft.com/office/drawing/2016/5/10/chartex" xmlns:cx5="http://schemas.microsoft.com/office/drawing/2016/5/11/chartex" xmlns:cx6="http://schemas.microsoft.com/office/drawing/2016/5/12/chartex" xmlns:cx7="http://schemas.microsoft.com/office/drawing/2016/5/13/chartex" xmlns:cx8="http://schemas.microsoft.com/office/drawing/2016/5/14/chartex" xmlns:mc="http://schemas.openxmlformats.org/markup-compatibility/2006" xmlns:aink="http://schemas.microsoft.com/office/drawing/2016/ink" xmlns:am3d="http://schemas.microsoft.com/office/drawing/2017/model3d" xmlns:o="urn:schemas-microsoft-com:office:office" xmlns:oel="http://schemas.microsoft.com/office/2019/extlst" xmlns:r="http://schemas.openxmlformats.org/officeDocument/2006/relationships" xmlns:m="http://schemas.openxmlformats.org/officeDocument/2006/math" xmlns:v="urn:schemas-microsoft-com:vml" xmlns:wp14="http://schemas.microsoft.com/office/word/2010/wordprocessingDrawing" xmlns:wp="http://schemas.openxmlformats.org/drawingml/2006/wordprocessingDrawing" xmlns:w10="urn:schemas-microsoft-com:office:word" xmlns:w="http://schemas.openxmlformats.org/wordprocessingml/2006/main" xmlns:w14="http://schemas.microsoft.com/office/word/2010/wordml" xmlns:w15="http://schemas.microsoft.com/office/word/2012/wordml" xmlns:w16cex="http://schemas.microsoft.com/office/word/2018/wordml/cex" xmlns:w16cid="http://schemas.microsoft.com/office/word/2016/wordml/cid" xmlns:w16="http://schemas.microsoft.com/office/word/2018/wordml" xmlns:w16du="http://schemas.microsoft.com/office/word/2023/wordml/word16du" xmlns:w16sdtdh="http://schemas.microsoft.com/office/word/2020/wordml/sdtdatahash" xmlns:w16sdtfl="http://schemas.microsoft.com/office/word/2024/wordml/sdtformatlock" xmlns:w16se="http://schemas.microsoft.com/office/word/2015/wordml/symex" xmlns:wpg="http://schemas.microsoft.com/office/word/2010/wordprocessingGroup" xmlns:wpi="http://schemas.microsoft.com/office/word/2010/wordprocessingInk" xmlns:wne="http://schemas.microsoft.com/office/word/2006/wordml" xmlns:wps="http://schemas.microsoft.com/office/word/2010/wordprocessingShape" mc:Ignorable="w14 w15 w16se w16cid w16 w16cex w16sdtdh w16sdtfl w16du wp14">
   <w:body>
     <w:p>
-      <w:pPr>
-        <w:rPr>
-          <w:rFonts w:ascii="Arial" w:hAnsi="Arial" w:cs="Arial"/>
-          <w:b/>
-          <w:bCs/>
-          <w:color w:val="222222"/>
-          <w:shd w:val="clear" w:color="auto" w:fill="FFFFFF"/>
-        </w:rPr>
-      </w:pPr>
       <w:r>
-        <w:rPr>
-          <w:rFonts w:ascii="Arial" w:hAnsi="Arial" w:cs="Arial"/>
-          <w:b/>
-          <w:bCs/>
-          <w:color w:val="222222"/>
-          <w:shd w:val="clear" w:color="auto" w:fill="FFFFFF"/>
-        </w:rPr>
-        <w:t>The statistical mechanics of detecting weak molecular signals in small complex systems</w:t>
+        <w:t>Title: The Statistical Mechanics of Weak Signals in Complex Systems</w:t>
       </w:r>
     </w:p>
     <w:p>
-      <w:pPr>
-        <w:rPr>
-          <w:rFonts w:ascii="Arial" w:hAnsi="Arial" w:cs="Arial"/>
-          <w:color w:val="222222"/>
-          <w:shd w:val="clear" w:color="auto" w:fill="FFFFFF"/>
-        </w:rPr>
-      </w:pPr>
       <w:r>
-        <w:rPr>
-          <w:rFonts w:ascii="Arial" w:hAnsi="Arial" w:cs="Arial"/>
-          <w:color w:val="222222"/>
-          <w:shd w:val="clear" w:color="auto" w:fill="FFFFFF"/>
-        </w:rPr>
-        <w:t>Hsuan-Yi Chen</w:t>
+        <w:t>Speaker: Hsuan-Yi Chen (Department of Physics and Center for Complex Systems, National Central University, Taoyuan, Taiwan)</w:t>
       </w:r>
     </w:p>
     <w:p>
-      <w:pPr>
-        <w:rPr>
-          <w:rFonts w:ascii="Arial" w:hAnsi="Arial" w:cs="Arial"/>
-          <w:color w:val="222222"/>
-          <w:shd w:val="clear" w:color="auto" w:fill="FFFFFF"/>
-        </w:rPr>
-      </w:pPr>
       <w:r>
-        <w:rPr>
-          <w:rFonts w:ascii="Arial" w:hAnsi="Arial" w:cs="Arial"/>
-          <w:color w:val="222222"/>
-          <w:shd w:val="clear" w:color="auto" w:fill="FFFFFF"/>
-        </w:rPr>
-        <w:t>Department of Physics, National Central University, Zhongli City,</w:t>
-      </w:r>
-      <w:r>
-        <w:rPr>
-          <w:color w:val="222222"/>
-          <w:shd w:val="clear" w:color="auto" w:fill="FFFFFF"/>
-        </w:rPr>
-        <w:t xml:space="preserve"> </w:t>
-      </w:r>
-      <w:r>
-        <w:rPr>
-          <w:color w:val="222222"/>
-          <w:shd w:val="clear" w:color="auto" w:fill="FFFFFF"/>
-        </w:rPr>
-        <w:t xml:space="preserve">No. 300, </w:t>
-      </w:r>
-      <w:proofErr w:type="spellStart"/>
-      <w:r>
-        <w:rPr>
-          <w:color w:val="222222"/>
-          <w:shd w:val="clear" w:color="auto" w:fill="FFFFFF"/>
-        </w:rPr>
-        <w:t>Zhongda</w:t>
-      </w:r>
-      <w:proofErr w:type="spellEnd"/>
-      <w:r>
-        <w:rPr>
-          <w:color w:val="222222"/>
-          <w:shd w:val="clear" w:color="auto" w:fill="FFFFFF"/>
-        </w:rPr>
-        <w:t xml:space="preserve"> Rd., Zhongli District, Taoyuan City 320317, Taiwan</w:t>
-      </w:r>
-      <w:r>
-        <w:rPr>
-          <w:color w:val="222222"/>
-        </w:rPr>
-        <w:t> </w:t>
-      </w:r>
-      <w:r>
-        <w:rPr>
-          <w:rFonts w:ascii="Arial" w:hAnsi="Arial" w:cs="Arial"/>
-          <w:color w:val="222222"/>
-          <w:shd w:val="clear" w:color="auto" w:fill="FFFFFF"/>
-        </w:rPr>
-        <w:t>(R.O.C.)</w:t>
-      </w:r>
-      <w:r>
-        <w:rPr>
-          <w:rFonts w:ascii="Arial" w:hAnsi="Arial" w:cs="Arial"/>
-          <w:color w:val="222222"/>
-          <w:shd w:val="clear" w:color="auto" w:fill="FFFFFF"/>
-        </w:rPr>
-        <w:t xml:space="preserve"> </w:t>
+        <w:t xml:space="preserve">Abstract: </w:t>
       </w:r>
     </w:p>
     <w:p>
-      <w:pPr>
-        <w:rPr>
-          <w:rFonts w:ascii="Arial" w:hAnsi="Arial" w:cs="Arial"/>
-          <w:color w:val="222222"/>
-          <w:shd w:val="clear" w:color="auto" w:fill="FFFFFF"/>
-        </w:rPr>
-      </w:pPr>
       <w:r>
-        <w:rPr>
-          <w:rFonts w:ascii="Arial" w:hAnsi="Arial" w:cs="Arial"/>
-          <w:color w:val="222222"/>
-          <w:shd w:val="clear" w:color="auto" w:fill="FFFFFF"/>
-        </w:rPr>
-        <w:t>Abstract</w:t>
+        <w:t>We are interested in the design principles of detectors that can respond strongly and quickly to a target molecule in a mixture of many similar molecules with high accuracy. It has been known for decades that human T cell receptors (TCRs) have a similar ability. Inspired by the performance of TCRs, this talk introduces a simple statistical-physics model for a cluster of receptors that can exhibit similar performance. Numerical simulations of our model show that a cluster of receptors that bind reversibly to two types (target/other) of molecules in the environment, with binding-state coupling between the nearest-neighboring receptors and a simple kinetic proofreading scheme for the receptor activation/deactivation, can have a specific, speedy, and strong response even when there is only one target molecule.  This is achieved by the enhanced binding and lifetime of complexes formed between other molecules and the receptors.  Comparing our model with several other TCR activation models suggests different ways to achieve the desired performance in similar systems.</w:t>
       </w:r>
     </w:p>
-    <w:p/>
     <w:sectPr>
       <w:pgSz w:w="11906" w:h="16838"/>
       <w:pgMar w:top="1440" w:right="1800" w:bottom="1440" w:left="1800" w:header="851" w:footer="992" w:gutter="0"/>
@@ -548,7 +443,7 @@
     <w:link w:val="10"/>
     <w:uiPriority w:val="9"/>
     <w:qFormat/>
-    <w:rsid w:val="00A361BC"/>
+    <w:rsid w:val="0098106D"/>
     <w:pPr>
       <w:keepNext/>
       <w:keepLines/>
@@ -571,7 +466,7 @@
     <w:semiHidden/>
     <w:unhideWhenUsed/>
     <w:qFormat/>
-    <w:rsid w:val="00A361BC"/>
+    <w:rsid w:val="0098106D"/>
     <w:pPr>
       <w:keepNext/>
       <w:keepLines/>
@@ -594,7 +489,7 @@
     <w:semiHidden/>
     <w:unhideWhenUsed/>
     <w:qFormat/>
-    <w:rsid w:val="00A361BC"/>
+    <w:rsid w:val="0098106D"/>
     <w:pPr>
       <w:keepNext/>
       <w:keepLines/>
@@ -617,7 +512,7 @@
     <w:semiHidden/>
     <w:unhideWhenUsed/>
     <w:qFormat/>
-    <w:rsid w:val="00A361BC"/>
+    <w:rsid w:val="0098106D"/>
     <w:pPr>
       <w:keepNext/>
       <w:keepLines/>
@@ -640,7 +535,7 @@
     <w:semiHidden/>
     <w:unhideWhenUsed/>
     <w:qFormat/>
-    <w:rsid w:val="00A361BC"/>
+    <w:rsid w:val="0098106D"/>
     <w:pPr>
       <w:keepNext/>
       <w:keepLines/>
@@ -661,7 +556,7 @@
     <w:semiHidden/>
     <w:unhideWhenUsed/>
     <w:qFormat/>
-    <w:rsid w:val="00A361BC"/>
+    <w:rsid w:val="0098106D"/>
     <w:pPr>
       <w:keepNext/>
       <w:keepLines/>
@@ -682,7 +577,7 @@
     <w:semiHidden/>
     <w:unhideWhenUsed/>
     <w:qFormat/>
-    <w:rsid w:val="00A361BC"/>
+    <w:rsid w:val="0098106D"/>
     <w:pPr>
       <w:keepNext/>
       <w:keepLines/>
@@ -704,7 +599,7 @@
     <w:semiHidden/>
     <w:unhideWhenUsed/>
     <w:qFormat/>
-    <w:rsid w:val="00A361BC"/>
+    <w:rsid w:val="0098106D"/>
     <w:pPr>
       <w:keepNext/>
       <w:keepLines/>
@@ -726,7 +621,7 @@
     <w:semiHidden/>
     <w:unhideWhenUsed/>
     <w:qFormat/>
-    <w:rsid w:val="00A361BC"/>
+    <w:rsid w:val="0098106D"/>
     <w:pPr>
       <w:keepNext/>
       <w:keepLines/>
@@ -771,7 +666,7 @@
     <w:basedOn w:val="a0"/>
     <w:link w:val="1"/>
     <w:uiPriority w:val="9"/>
-    <w:rsid w:val="00A361BC"/>
+    <w:rsid w:val="0098106D"/>
     <w:rPr>
       <w:rFonts w:asciiTheme="majorHAnsi" w:eastAsiaTheme="majorEastAsia" w:hAnsiTheme="majorHAnsi" w:cstheme="majorBidi"/>
       <w:color w:val="0F4761" w:themeColor="accent1" w:themeShade="BF"/>
@@ -785,7 +680,7 @@
     <w:link w:val="2"/>
     <w:uiPriority w:val="9"/>
     <w:semiHidden/>
-    <w:rsid w:val="00A361BC"/>
+    <w:rsid w:val="0098106D"/>
     <w:rPr>
       <w:rFonts w:asciiTheme="majorHAnsi" w:eastAsiaTheme="majorEastAsia" w:hAnsiTheme="majorHAnsi" w:cstheme="majorBidi"/>
       <w:color w:val="0F4761" w:themeColor="accent1" w:themeShade="BF"/>
@@ -799,7 +694,7 @@
     <w:link w:val="3"/>
     <w:uiPriority w:val="9"/>
     <w:semiHidden/>
-    <w:rsid w:val="00A361BC"/>
+    <w:rsid w:val="0098106D"/>
     <w:rPr>
       <w:rFonts w:eastAsiaTheme="majorEastAsia" w:cstheme="majorBidi"/>
       <w:color w:val="0F4761" w:themeColor="accent1" w:themeShade="BF"/>
@@ -813,7 +708,7 @@
     <w:link w:val="4"/>
     <w:uiPriority w:val="9"/>
     <w:semiHidden/>
-    <w:rsid w:val="00A361BC"/>
+    <w:rsid w:val="0098106D"/>
     <w:rPr>
       <w:rFonts w:eastAsiaTheme="majorEastAsia" w:cstheme="majorBidi"/>
       <w:color w:val="0F4761" w:themeColor="accent1" w:themeShade="BF"/>
@@ -827,7 +722,7 @@
     <w:link w:val="5"/>
     <w:uiPriority w:val="9"/>
     <w:semiHidden/>
-    <w:rsid w:val="00A361BC"/>
+    <w:rsid w:val="0098106D"/>
     <w:rPr>
       <w:rFonts w:eastAsiaTheme="majorEastAsia" w:cstheme="majorBidi"/>
       <w:color w:val="0F4761" w:themeColor="accent1" w:themeShade="BF"/>
@@ -839,7 +734,7 @@
     <w:link w:val="6"/>
     <w:uiPriority w:val="9"/>
     <w:semiHidden/>
-    <w:rsid w:val="00A361BC"/>
+    <w:rsid w:val="0098106D"/>
     <w:rPr>
       <w:rFonts w:eastAsiaTheme="majorEastAsia" w:cstheme="majorBidi"/>
       <w:color w:val="595959" w:themeColor="text1" w:themeTint="A6"/>
@@ -851,7 +746,7 @@
     <w:link w:val="7"/>
     <w:uiPriority w:val="9"/>
     <w:semiHidden/>
-    <w:rsid w:val="00A361BC"/>
+    <w:rsid w:val="0098106D"/>
     <w:rPr>
       <w:rFonts w:eastAsiaTheme="majorEastAsia" w:cstheme="majorBidi"/>
       <w:color w:val="595959" w:themeColor="text1" w:themeTint="A6"/>
@@ -863,7 +758,7 @@
     <w:link w:val="8"/>
     <w:uiPriority w:val="9"/>
     <w:semiHidden/>
-    <w:rsid w:val="00A361BC"/>
+    <w:rsid w:val="0098106D"/>
     <w:rPr>
       <w:rFonts w:eastAsiaTheme="majorEastAsia" w:cstheme="majorBidi"/>
       <w:color w:val="272727" w:themeColor="text1" w:themeTint="D8"/>
@@ -875,7 +770,7 @@
     <w:link w:val="9"/>
     <w:uiPriority w:val="9"/>
     <w:semiHidden/>
-    <w:rsid w:val="00A361BC"/>
+    <w:rsid w:val="0098106D"/>
     <w:rPr>
       <w:rFonts w:eastAsiaTheme="majorEastAsia" w:cstheme="majorBidi"/>
       <w:color w:val="272727" w:themeColor="text1" w:themeTint="D8"/>
@@ -888,7 +783,7 @@
     <w:link w:val="a4"/>
     <w:uiPriority w:val="10"/>
     <w:qFormat/>
-    <w:rsid w:val="00A361BC"/>
+    <w:rsid w:val="0098106D"/>
     <w:pPr>
       <w:spacing w:after="80" w:line="240" w:lineRule="auto"/>
       <w:contextualSpacing/>
@@ -907,7 +802,7 @@
     <w:basedOn w:val="a0"/>
     <w:link w:val="a3"/>
     <w:uiPriority w:val="10"/>
-    <w:rsid w:val="00A361BC"/>
+    <w:rsid w:val="0098106D"/>
     <w:rPr>
       <w:rFonts w:asciiTheme="majorHAnsi" w:eastAsiaTheme="majorEastAsia" w:hAnsiTheme="majorHAnsi" w:cstheme="majorBidi"/>
       <w:spacing w:val="-10"/>
@@ -923,7 +818,7 @@
     <w:link w:val="a6"/>
     <w:uiPriority w:val="11"/>
     <w:qFormat/>
-    <w:rsid w:val="00A361BC"/>
+    <w:rsid w:val="0098106D"/>
     <w:pPr>
       <w:numPr>
         <w:ilvl w:val="1"/>
@@ -943,7 +838,7 @@
     <w:basedOn w:val="a0"/>
     <w:link w:val="a5"/>
     <w:uiPriority w:val="11"/>
-    <w:rsid w:val="00A361BC"/>
+    <w:rsid w:val="0098106D"/>
     <w:rPr>
       <w:rFonts w:asciiTheme="majorHAnsi" w:eastAsiaTheme="majorEastAsia" w:hAnsiTheme="majorHAnsi" w:cstheme="majorBidi"/>
       <w:color w:val="595959" w:themeColor="text1" w:themeTint="A6"/>
@@ -959,7 +854,7 @@
     <w:link w:val="a8"/>
     <w:uiPriority w:val="29"/>
     <w:qFormat/>
-    <w:rsid w:val="00A361BC"/>
+    <w:rsid w:val="0098106D"/>
     <w:pPr>
       <w:spacing w:before="160"/>
       <w:jc w:val="center"/>
@@ -975,7 +870,7 @@
     <w:basedOn w:val="a0"/>
     <w:link w:val="a7"/>
     <w:uiPriority w:val="29"/>
-    <w:rsid w:val="00A361BC"/>
+    <w:rsid w:val="0098106D"/>
     <w:rPr>
       <w:i/>
       <w:iCs/>
@@ -987,7 +882,7 @@
     <w:basedOn w:val="a"/>
     <w:uiPriority w:val="34"/>
     <w:qFormat/>
-    <w:rsid w:val="00A361BC"/>
+    <w:rsid w:val="0098106D"/>
     <w:pPr>
       <w:ind w:left="720"/>
       <w:contextualSpacing/>
@@ -998,7 +893,7 @@
     <w:basedOn w:val="a0"/>
     <w:uiPriority w:val="21"/>
     <w:qFormat/>
-    <w:rsid w:val="00A361BC"/>
+    <w:rsid w:val="0098106D"/>
     <w:rPr>
       <w:i/>
       <w:iCs/>
@@ -1012,7 +907,7 @@
     <w:link w:val="ac"/>
     <w:uiPriority w:val="30"/>
     <w:qFormat/>
-    <w:rsid w:val="00A361BC"/>
+    <w:rsid w:val="0098106D"/>
     <w:pPr>
       <w:pBdr>
         <w:top w:val="single" w:sz="4" w:space="10" w:color="0F4761" w:themeColor="accent1" w:themeShade="BF"/>
@@ -1033,7 +928,7 @@
     <w:basedOn w:val="a0"/>
     <w:link w:val="ab"/>
     <w:uiPriority w:val="30"/>
-    <w:rsid w:val="00A361BC"/>
+    <w:rsid w:val="0098106D"/>
     <w:rPr>
       <w:i/>
       <w:iCs/>
@@ -1045,7 +940,7 @@
     <w:basedOn w:val="a0"/>
     <w:uiPriority w:val="32"/>
     <w:qFormat/>
-    <w:rsid w:val="00A361BC"/>
+    <w:rsid w:val="0098106D"/>
     <w:rPr>
       <w:b/>
       <w:bCs/>
@@ -1053,22 +948,6 @@
       <w:color w:val="0F4761" w:themeColor="accent1" w:themeShade="BF"/>
       <w:spacing w:val="5"/>
     </w:rPr>
-  </w:style>
-  <w:style w:type="character" w:styleId="ae">
-    <w:name w:val="Emphasis"/>
-    <w:basedOn w:val="a0"/>
-    <w:uiPriority w:val="20"/>
-    <w:qFormat/>
-    <w:rsid w:val="003B724C"/>
-    <w:rPr>
-      <w:i/>
-      <w:iCs/>
-    </w:rPr>
-  </w:style>
-  <w:style w:type="character" w:customStyle="1" w:styleId="apple-converted-space">
-    <w:name w:val="apple-converted-space"/>
-    <w:basedOn w:val="a0"/>
-    <w:rsid w:val="003B724C"/>
   </w:style>
 </w:styles>
 </file>
